--- a/public/templates/Attestation de versement.docx
+++ b/public/templates/Attestation de versement.docx
@@ -1,564 +1,505 @@
 
 <file path=word/document.xml><?xml version="1.0" encoding="utf-8"?>
-<w:document xmlns:wpc="http://schemas.microsoft.com/office/word/2010/wordprocessingCanvas" xmlns:cx="http://schemas.microsoft.com/office/drawing/2014/chartex" xmlns:cx1="http://schemas.microsoft.com/office/drawing/2015/9/8/chartex" xmlns:cx2="http://schemas.microsoft.com/office/drawing/2015/10/21/chartex" xmlns:cx3="http://schemas.microsoft.com/office/drawing/2016/5/9/chartex" xmlns:cx4="http://schemas.microsoft.com/office/drawing/2016/5/10/chartex" xmlns:cx5="http://schemas.microsoft.com/office/drawing/2016/5/11/chartex" xmlns:cx6="http://schemas.microsoft.com/office/drawing/2016/5/12/chartex" xmlns:cx7="http://schemas.microsoft.com/office/drawing/2016/5/13/chartex" xmlns:cx8="http://schemas.microsoft.com/office/drawing/2016/5/14/chartex" xmlns:mc="http://schemas.openxmlformats.org/markup-compatibility/2006" xmlns:aink="http://schemas.microsoft.com/office/drawing/2016/ink" xmlns:am3d="http://schemas.microsoft.com/office/drawing/2017/model3d" xmlns:o="urn:schemas-microsoft-com:office:office" xmlns:oel="http://schemas.microsoft.com/office/2019/extlst" xmlns:r="http://schemas.openxmlformats.org/officeDocument/2006/relationships" xmlns:m="http://schemas.openxmlformats.org/officeDocument/2006/math" xmlns:v="urn:schemas-microsoft-com:vml" xmlns:wp14="http://schemas.microsoft.com/office/word/2010/wordprocessingDrawing" xmlns:wp="http://schemas.openxmlformats.org/drawingml/2006/wordprocessingDrawing" xmlns:w10="urn:schemas-microsoft-com:office:word" xmlns:w="http://schemas.openxmlformats.org/wordprocessingml/2006/main" xmlns:w14="http://schemas.microsoft.com/office/word/2010/wordml" xmlns:w15="http://schemas.microsoft.com/office/word/2012/wordml" xmlns:w16cex="http://schemas.microsoft.com/office/word/2018/wordml/cex" xmlns:w16cid="http://schemas.microsoft.com/office/word/2016/wordml/cid" xmlns:w16="http://schemas.microsoft.com/office/word/2018/wordml" xmlns:w16du="http://schemas.microsoft.com/office/word/2023/wordml/word16du" xmlns:w16sdtdh="http://schemas.microsoft.com/office/word/2020/wordml/sdtdatahash" xmlns:w16sdtfl="http://schemas.microsoft.com/office/word/2024/wordml/sdtformatlock" xmlns:w16se="http://schemas.microsoft.com/office/word/2015/wordml/symex" xmlns:wpg="http://schemas.microsoft.com/office/word/2010/wordprocessingGroup" xmlns:wpi="http://schemas.microsoft.com/office/word/2010/wordprocessingInk" xmlns:wne="http://schemas.microsoft.com/office/word/2006/wordml" xmlns:wps="http://schemas.microsoft.com/office/word/2010/wordprocessingShape" mc:Ignorable="w14 w15 w16se w16cid w16 w16cex w16sdtdh w16sdtfl w16du wp14">
+<w:document xmlns:w="http://schemas.openxmlformats.org/wordprocessingml/2006/main">
   <w:body>
     <w:p>
       <w:pPr>
-        <w:pStyle w:val="Sansinterligne"/>
-      </w:pPr>
-    </w:p>
-    <w:p>
-      <w:pPr>
-        <w:jc w:val="right"/>
-        <w:rPr>
-          <w:b/>
-          <w:sz w:val="24"/>
-        </w:rPr>
+        <w:jc w:val="center"/>
+        <w:spacing w:after="120"/>
       </w:pPr>
       <w:r>
         <w:rPr>
-          <w:sz w:val="24"/>
+          <w:rFonts w:ascii="Arial" w:hAnsi="Arial"/>
+          <w:sz w:val="21"/>
+          <w:b/>
+          <w:color w:val="234F7C"/>
+          <w:sz w:val="22"/>
         </w:rPr>
-        <w:t xml:space="preserve">                                                 </w:t>
-      </w:r>
-      <w:r>
-        <w:rPr>
-          <w:b/>
-          <w:sz w:val="24"/>
-        </w:rPr>
-        <w:t>Oran, le</w:t>
-      </w:r>
-      <w:r>
-        <w:rPr>
-          <w:sz w:val="24"/>
-        </w:rPr>
-        <w:t xml:space="preserve"> </w:t>
-      </w:r>
-      <w:r>
-        <w:rPr>
-          <w:b/>
-        </w:rPr>
-        <w:t>1</w:t>
-      </w:r>
-      <w:r>
-        <w:rPr>
-          <w:b/>
-        </w:rPr>
-        <w:t>7 décembre</w:t>
-      </w:r>
-      <w:r>
-        <w:rPr>
-          <w:b/>
-        </w:rPr>
-        <w:t xml:space="preserve"> 2025</w:t>
+        <w:t xml:space="preserve">PYRAMIDE IMMOBILIER</w:t>
       </w:r>
     </w:p>
     <w:p>
       <w:pPr>
-        <w:rPr>
-          <w:b/>
-          <w:sz w:val="24"/>
-        </w:rPr>
-      </w:pPr>
-      <w:bookmarkStart w:id="0" w:name="_Hlk210754736"/>
+        <w:jc w:val="center"/>
+        <w:spacing w:before="120" w:after="240"/>
+        <w:spacing w:after="120"/>
+      </w:pPr>
       <w:r>
         <w:rPr>
+          <w:rFonts w:ascii="Arial" w:hAnsi="Arial"/>
+          <w:sz w:val="21"/>
           <w:b/>
-          <w:sz w:val="24"/>
+          <w:sz w:val="32"/>
         </w:rPr>
-        <w:t>RC : 31/00-5630527A24</w:t>
+        <w:t xml:space="preserve">Attestation de versement</w:t>
       </w:r>
     </w:p>
     <w:p>
       <w:pPr>
-        <w:rPr>
-          <w:b/>
-          <w:sz w:val="24"/>
-        </w:rPr>
-      </w:pPr>
-      <w:bookmarkStart w:id="1" w:name="_Hlk210754718"/>
-      <w:bookmarkEnd w:id="0"/>
+        <w:jc w:val="both"/>
+        <w:spacing w:after="120"/>
+      </w:pPr>
       <w:r>
         <w:rPr>
-          <w:b/>
-          <w:sz w:val="24"/>
+          <w:rFonts w:ascii="Arial" w:hAnsi="Arial"/>
+          <w:sz w:val="21"/>
         </w:rPr>
-        <w:t>633 cité horizon Bel bp 3a N°10 bir el Djir Oran</w:t>
+        <w:t xml:space="preserve">L’agence atteste avoir reçu le versement détaillé ci-dessous. Le présent document sert de justificatif au client.</w:t>
       </w:r>
     </w:p>
-    <w:bookmarkEnd w:id="1"/>
+    <w:tbl>
+      <w:tblPr>
+        <w:tblW w:w="9700" w:type="dxa"/>
+        <w:tblLayout w:type="fixed"/>
+        <w:tblBorders>
+          <w:top w:val="single" w:sz="4" w:color="D9D9D9"/>
+          <w:left w:val="single" w:sz="4" w:color="D9D9D9"/>
+          <w:bottom w:val="single" w:sz="4" w:color="D9D9D9"/>
+          <w:right w:val="single" w:sz="4" w:color="D9D9D9"/>
+          <w:insideH w:val="single" w:sz="4" w:color="D9D9D9"/>
+          <w:insideV w:val="single" w:sz="4" w:color="D9D9D9"/>
+        </w:tblBorders>
+      </w:tblPr>
+      <w:tblGrid>
+        <w:gridCol w:w="3200"/>
+        <w:gridCol w:w="6500"/>
+      </w:tblGrid>
+      <w:tr>
+        <w:tc>
+          <w:tcPr>
+            <w:tcW w:w="3200" w:type="dxa"/>
+            <w:tcMar>
+              <w:top w:w="100" w:type="dxa"/>
+              <w:left w:w="120" w:type="dxa"/>
+              <w:bottom w:w="100" w:type="dxa"/>
+              <w:right w:w="120" w:type="dxa"/>
+            </w:tcMar>
+            <w:vAlign w:val="center"/>
+          </w:tcPr>
+          <w:p>
+            <w:pPr>
+              <w:spacing w:after="120"/>
+            </w:pPr>
+            <w:r>
+              <w:rPr>
+                <w:rFonts w:ascii="Arial" w:hAnsi="Arial"/>
+                <w:sz w:val="21"/>
+                <w:b/>
+              </w:rPr>
+              <w:t xml:space="preserve">Date</w:t>
+            </w:r>
+          </w:p>
+        </w:tc>
+        <w:tc>
+          <w:tcPr>
+            <w:tcW w:w="6500" w:type="dxa"/>
+            <w:tcMar>
+              <w:top w:w="100" w:type="dxa"/>
+              <w:left w:w="120" w:type="dxa"/>
+              <w:bottom w:w="100" w:type="dxa"/>
+              <w:right w:w="120" w:type="dxa"/>
+            </w:tcMar>
+            <w:vAlign w:val="center"/>
+          </w:tcPr>
+          <w:p>
+            <w:pPr>
+              <w:spacing w:after="120"/>
+            </w:pPr>
+            <w:r>
+              <w:rPr>
+                <w:rFonts w:ascii="Arial" w:hAnsi="Arial"/>
+                <w:sz w:val="21"/>
+              </w:rPr>
+              <w:t xml:space="preserve">{{DATE}}</w:t>
+            </w:r>
+          </w:p>
+        </w:tc>
+      </w:tr>
+      <w:tr>
+        <w:tc>
+          <w:tcPr>
+            <w:tcW w:w="3200" w:type="dxa"/>
+            <w:tcMar>
+              <w:top w:w="100" w:type="dxa"/>
+              <w:left w:w="120" w:type="dxa"/>
+              <w:bottom w:w="100" w:type="dxa"/>
+              <w:right w:w="120" w:type="dxa"/>
+            </w:tcMar>
+            <w:vAlign w:val="center"/>
+          </w:tcPr>
+          <w:p>
+            <w:pPr>
+              <w:spacing w:after="120"/>
+            </w:pPr>
+            <w:r>
+              <w:rPr>
+                <w:rFonts w:ascii="Arial" w:hAnsi="Arial"/>
+                <w:sz w:val="21"/>
+                <w:b/>
+              </w:rPr>
+              <w:t xml:space="preserve">Client</w:t>
+            </w:r>
+          </w:p>
+        </w:tc>
+        <w:tc>
+          <w:tcPr>
+            <w:tcW w:w="6500" w:type="dxa"/>
+            <w:tcMar>
+              <w:top w:w="100" w:type="dxa"/>
+              <w:left w:w="120" w:type="dxa"/>
+              <w:bottom w:w="100" w:type="dxa"/>
+              <w:right w:w="120" w:type="dxa"/>
+            </w:tcMar>
+            <w:vAlign w:val="center"/>
+          </w:tcPr>
+          <w:p>
+            <w:pPr>
+              <w:spacing w:after="120"/>
+            </w:pPr>
+            <w:r>
+              <w:rPr>
+                <w:rFonts w:ascii="Arial" w:hAnsi="Arial"/>
+                <w:sz w:val="21"/>
+              </w:rPr>
+              <w:t xml:space="preserve">{{CLIENT_NAME}}</w:t>
+            </w:r>
+          </w:p>
+        </w:tc>
+      </w:tr>
+      <w:tr>
+        <w:tc>
+          <w:tcPr>
+            <w:tcW w:w="3200" w:type="dxa"/>
+            <w:tcMar>
+              <w:top w:w="100" w:type="dxa"/>
+              <w:left w:w="120" w:type="dxa"/>
+              <w:bottom w:w="100" w:type="dxa"/>
+              <w:right w:w="120" w:type="dxa"/>
+            </w:tcMar>
+            <w:vAlign w:val="center"/>
+          </w:tcPr>
+          <w:p>
+            <w:pPr>
+              <w:spacing w:after="120"/>
+            </w:pPr>
+            <w:r>
+              <w:rPr>
+                <w:rFonts w:ascii="Arial" w:hAnsi="Arial"/>
+                <w:sz w:val="21"/>
+                <w:b/>
+              </w:rPr>
+              <w:t xml:space="preserve">Montant</w:t>
+            </w:r>
+          </w:p>
+        </w:tc>
+        <w:tc>
+          <w:tcPr>
+            <w:tcW w:w="6500" w:type="dxa"/>
+            <w:tcMar>
+              <w:top w:w="100" w:type="dxa"/>
+              <w:left w:w="120" w:type="dxa"/>
+              <w:bottom w:w="100" w:type="dxa"/>
+              <w:right w:w="120" w:type="dxa"/>
+            </w:tcMar>
+            <w:vAlign w:val="center"/>
+          </w:tcPr>
+          <w:p>
+            <w:pPr>
+              <w:spacing w:after="120"/>
+            </w:pPr>
+            <w:r>
+              <w:rPr>
+                <w:rFonts w:ascii="Arial" w:hAnsi="Arial"/>
+                <w:sz w:val="21"/>
+              </w:rPr>
+              <w:t xml:space="preserve">{{AMOUNT}} DA</w:t>
+            </w:r>
+          </w:p>
+        </w:tc>
+      </w:tr>
+      <w:tr>
+        <w:tc>
+          <w:tcPr>
+            <w:tcW w:w="3200" w:type="dxa"/>
+            <w:tcMar>
+              <w:top w:w="100" w:type="dxa"/>
+              <w:left w:w="120" w:type="dxa"/>
+              <w:bottom w:w="100" w:type="dxa"/>
+              <w:right w:w="120" w:type="dxa"/>
+            </w:tcMar>
+            <w:vAlign w:val="center"/>
+          </w:tcPr>
+          <w:p>
+            <w:pPr>
+              <w:spacing w:after="120"/>
+            </w:pPr>
+            <w:r>
+              <w:rPr>
+                <w:rFonts w:ascii="Arial" w:hAnsi="Arial"/>
+                <w:sz w:val="21"/>
+                <w:b/>
+              </w:rPr>
+              <w:t xml:space="preserve">Montant en lettres</w:t>
+            </w:r>
+          </w:p>
+        </w:tc>
+        <w:tc>
+          <w:tcPr>
+            <w:tcW w:w="6500" w:type="dxa"/>
+            <w:tcMar>
+              <w:top w:w="100" w:type="dxa"/>
+              <w:left w:w="120" w:type="dxa"/>
+              <w:bottom w:w="100" w:type="dxa"/>
+              <w:right w:w="120" w:type="dxa"/>
+            </w:tcMar>
+            <w:vAlign w:val="center"/>
+          </w:tcPr>
+          <w:p>
+            <w:pPr>
+              <w:spacing w:after="120"/>
+            </w:pPr>
+            <w:r>
+              <w:rPr>
+                <w:rFonts w:ascii="Arial" w:hAnsi="Arial"/>
+                <w:sz w:val="21"/>
+              </w:rPr>
+              <w:t xml:space="preserve">{{AMOUNT_WORDS}}</w:t>
+            </w:r>
+          </w:p>
+        </w:tc>
+      </w:tr>
+      <w:tr>
+        <w:tc>
+          <w:tcPr>
+            <w:tcW w:w="3200" w:type="dxa"/>
+            <w:tcMar>
+              <w:top w:w="100" w:type="dxa"/>
+              <w:left w:w="120" w:type="dxa"/>
+              <w:bottom w:w="100" w:type="dxa"/>
+              <w:right w:w="120" w:type="dxa"/>
+            </w:tcMar>
+            <w:vAlign w:val="center"/>
+          </w:tcPr>
+          <w:p>
+            <w:pPr>
+              <w:spacing w:after="120"/>
+            </w:pPr>
+            <w:r>
+              <w:rPr>
+                <w:rFonts w:ascii="Arial" w:hAnsi="Arial"/>
+                <w:sz w:val="21"/>
+                <w:b/>
+              </w:rPr>
+              <w:t xml:space="preserve">Objet</w:t>
+            </w:r>
+          </w:p>
+        </w:tc>
+        <w:tc>
+          <w:tcPr>
+            <w:tcW w:w="6500" w:type="dxa"/>
+            <w:tcMar>
+              <w:top w:w="100" w:type="dxa"/>
+              <w:left w:w="120" w:type="dxa"/>
+              <w:bottom w:w="100" w:type="dxa"/>
+              <w:right w:w="120" w:type="dxa"/>
+            </w:tcMar>
+            <w:vAlign w:val="center"/>
+          </w:tcPr>
+          <w:p>
+            <w:pPr>
+              <w:spacing w:after="120"/>
+            </w:pPr>
+            <w:r>
+              <w:rPr>
+                <w:rFonts w:ascii="Arial" w:hAnsi="Arial"/>
+                <w:sz w:val="21"/>
+              </w:rPr>
+              <w:t xml:space="preserve">{{PAYMENT_REASON}}</w:t>
+            </w:r>
+          </w:p>
+        </w:tc>
+      </w:tr>
+      <w:tr>
+        <w:tc>
+          <w:tcPr>
+            <w:tcW w:w="3200" w:type="dxa"/>
+            <w:tcMar>
+              <w:top w:w="100" w:type="dxa"/>
+              <w:left w:w="120" w:type="dxa"/>
+              <w:bottom w:w="100" w:type="dxa"/>
+              <w:right w:w="120" w:type="dxa"/>
+            </w:tcMar>
+            <w:vAlign w:val="center"/>
+          </w:tcPr>
+          <w:p>
+            <w:pPr>
+              <w:spacing w:after="120"/>
+            </w:pPr>
+            <w:r>
+              <w:rPr>
+                <w:rFonts w:ascii="Arial" w:hAnsi="Arial"/>
+                <w:sz w:val="21"/>
+                <w:b/>
+              </w:rPr>
+              <w:t xml:space="preserve">Adresse du bien</w:t>
+            </w:r>
+          </w:p>
+        </w:tc>
+        <w:tc>
+          <w:tcPr>
+            <w:tcW w:w="6500" w:type="dxa"/>
+            <w:tcMar>
+              <w:top w:w="100" w:type="dxa"/>
+              <w:left w:w="120" w:type="dxa"/>
+              <w:bottom w:w="100" w:type="dxa"/>
+              <w:right w:w="120" w:type="dxa"/>
+            </w:tcMar>
+            <w:vAlign w:val="center"/>
+          </w:tcPr>
+          <w:p>
+            <w:pPr>
+              <w:spacing w:after="120"/>
+            </w:pPr>
+            <w:r>
+              <w:rPr>
+                <w:rFonts w:ascii="Arial" w:hAnsi="Arial"/>
+                <w:sz w:val="21"/>
+              </w:rPr>
+              <w:t xml:space="preserve">{{PROPERTY_ADDRESS}}</w:t>
+            </w:r>
+          </w:p>
+        </w:tc>
+      </w:tr>
+      <w:tr>
+        <w:tc>
+          <w:tcPr>
+            <w:tcW w:w="3200" w:type="dxa"/>
+            <w:tcMar>
+              <w:top w:w="100" w:type="dxa"/>
+              <w:left w:w="120" w:type="dxa"/>
+              <w:bottom w:w="100" w:type="dxa"/>
+              <w:right w:w="120" w:type="dxa"/>
+            </w:tcMar>
+            <w:vAlign w:val="center"/>
+          </w:tcPr>
+          <w:p>
+            <w:pPr>
+              <w:spacing w:after="120"/>
+            </w:pPr>
+            <w:r>
+              <w:rPr>
+                <w:rFonts w:ascii="Arial" w:hAnsi="Arial"/>
+                <w:sz w:val="21"/>
+                <w:b/>
+              </w:rPr>
+              <w:t xml:space="preserve">Agent responsable</w:t>
+            </w:r>
+          </w:p>
+        </w:tc>
+        <w:tc>
+          <w:tcPr>
+            <w:tcW w:w="6500" w:type="dxa"/>
+            <w:tcMar>
+              <w:top w:w="100" w:type="dxa"/>
+              <w:left w:w="120" w:type="dxa"/>
+              <w:bottom w:w="100" w:type="dxa"/>
+              <w:right w:w="120" w:type="dxa"/>
+            </w:tcMar>
+            <w:vAlign w:val="center"/>
+          </w:tcPr>
+          <w:p>
+            <w:pPr>
+              <w:spacing w:after="120"/>
+            </w:pPr>
+            <w:r>
+              <w:rPr>
+                <w:rFonts w:ascii="Arial" w:hAnsi="Arial"/>
+                <w:sz w:val="21"/>
+              </w:rPr>
+              <w:t xml:space="preserve">{{AGENT_NAME}}</w:t>
+            </w:r>
+          </w:p>
+        </w:tc>
+      </w:tr>
+    </w:tbl>
     <w:p>
       <w:pPr>
-        <w:tabs>
-          <w:tab w:val="center" w:pos="4535"/>
-        </w:tabs>
-        <w:rPr>
-          <w:b/>
-          <w:sz w:val="24"/>
-        </w:rPr>
+        <w:spacing w:after="120"/>
       </w:pPr>
       <w:r>
         <w:rPr>
-          <w:b/>
-          <w:sz w:val="24"/>
+          <w:rFonts w:ascii="Arial" w:hAnsi="Arial"/>
+          <w:sz w:val="21"/>
         </w:rPr>
-        <w:t>0792 11 65 96/ 0779 07 97 06</w:t>
-      </w:r>
-      <w:r>
-        <w:rPr>
-          <w:b/>
-          <w:sz w:val="24"/>
-        </w:rPr>
-        <w:tab/>
+        <w:t xml:space="preserve"/>
       </w:r>
     </w:p>
-    <w:p>
-      <w:pPr>
-        <w:rPr>
-          <w:b/>
-          <w:sz w:val="24"/>
-        </w:rPr>
-      </w:pPr>
-      <w:r>
-        <w:rPr>
-          <w:b/>
-          <w:sz w:val="24"/>
-        </w:rPr>
-        <w:t>pyramide.immobilier</w:t>
-      </w:r>
-      <w:r>
-        <w:rPr>
-          <w:b/>
-          <w:sz w:val="24"/>
-        </w:rPr>
-        <w:t>31</w:t>
-      </w:r>
-      <w:r>
-        <w:rPr>
-          <w:b/>
-          <w:sz w:val="24"/>
-        </w:rPr>
-        <w:t>@gmail.com</w:t>
-      </w:r>
-    </w:p>
-    <w:p>
-      <w:pPr>
-        <w:rPr>
-          <w:b/>
-          <w:sz w:val="24"/>
-        </w:rPr>
-      </w:pPr>
-    </w:p>
-    <w:p>
-      <w:pPr>
-        <w:jc w:val="center"/>
-        <w:rPr>
-          <w:b/>
-          <w:sz w:val="28"/>
-        </w:rPr>
-      </w:pPr>
-    </w:p>
-    <w:p>
-      <w:pPr>
-        <w:rPr>
-          <w:b/>
-          <w:sz w:val="28"/>
-        </w:rPr>
-      </w:pPr>
-      <w:r>
-        <w:rPr>
-          <w:b/>
-          <w:sz w:val="28"/>
-        </w:rPr>
-        <w:t>Objet :</w:t>
-      </w:r>
-      <w:r>
-        <w:rPr>
-          <w:b/>
-          <w:sz w:val="28"/>
-        </w:rPr>
-        <w:t xml:space="preserve"> Attestation</w:t>
-      </w:r>
-      <w:r>
-        <w:rPr>
-          <w:b/>
-          <w:sz w:val="28"/>
-        </w:rPr>
-        <w:t xml:space="preserve"> de versement pour réservation d’un bien immobilier</w:t>
-      </w:r>
-    </w:p>
-    <w:p/>
-    <w:p>
-      <w:r>
-        <w:t xml:space="preserve">Je soussigné </w:t>
-      </w:r>
-      <w:r>
-        <w:t>M.</w:t>
-      </w:r>
-      <w:r>
-        <w:t xml:space="preserve">Radi </w:t>
-      </w:r>
-      <w:r>
-        <w:t>Mohammed Alaa Eddine</w:t>
-      </w:r>
-      <w:r>
-        <w:t xml:space="preserve"> en tant que </w:t>
-      </w:r>
-      <w:r>
-        <w:t xml:space="preserve">Gérant au sein de </w:t>
-      </w:r>
-      <w:r>
-        <w:t>l’agence Immobilière Pyramide</w:t>
-      </w:r>
-      <w:r>
-        <w:t xml:space="preserve"> Immobilier</w:t>
-      </w:r>
-      <w:r>
-        <w:t xml:space="preserve">, déclare par la présente attestation que </w:t>
-      </w:r>
-      <w:r>
-        <w:t xml:space="preserve"> M</w:t>
-      </w:r>
-      <w:r>
-        <w:t xml:space="preserve">. </w:t>
-      </w:r>
-      <w:proofErr w:type="spellStart"/>
-      <w:r>
-        <w:t>kerrour</w:t>
-      </w:r>
-      <w:proofErr w:type="spellEnd"/>
-      <w:r>
-        <w:t xml:space="preserve"> </w:t>
-      </w:r>
-      <w:proofErr w:type="spellStart"/>
-      <w:r>
-        <w:t>mohamed</w:t>
-      </w:r>
-      <w:proofErr w:type="spellEnd"/>
-      <w:r>
-        <w:t xml:space="preserve"> </w:t>
-      </w:r>
-      <w:proofErr w:type="spellStart"/>
-      <w:r>
-        <w:t>kamel</w:t>
-      </w:r>
-      <w:proofErr w:type="spellEnd"/>
-      <w:r>
-        <w:t xml:space="preserve"> ,</w:t>
-      </w:r>
-      <w:r>
-        <w:rPr>
-          <w:b/>
-          <w:bCs/>
-        </w:rPr>
-        <w:t xml:space="preserve"> </w:t>
-      </w:r>
-      <w:r>
-        <w:t>née le</w:t>
-      </w:r>
-      <w:r>
-        <w:t xml:space="preserve"> 26</w:t>
-      </w:r>
-      <w:r>
-        <w:t>/</w:t>
-      </w:r>
-      <w:r>
-        <w:t>11</w:t>
-      </w:r>
-      <w:r>
-        <w:t>/19</w:t>
-      </w:r>
-      <w:r>
-        <w:t>96</w:t>
-      </w:r>
-      <w:r>
-        <w:rPr>
-          <w:b/>
-        </w:rPr>
-        <w:t>, a</w:t>
-      </w:r>
-      <w:r>
-        <w:t xml:space="preserve"> effect</w:t>
-      </w:r>
-      <w:r>
-        <w:t>ué un versement</w:t>
-      </w:r>
-      <w:r>
-        <w:t xml:space="preserve"> de</w:t>
-      </w:r>
-      <w:r>
-        <w:rPr>
-          <w:b/>
-          <w:bCs/>
-        </w:rPr>
-        <w:t xml:space="preserve"> </w:t>
-      </w:r>
-      <w:r>
-        <w:rPr>
-          <w:b/>
-          <w:bCs/>
-        </w:rPr>
-        <w:t>5</w:t>
-      </w:r>
-      <w:r>
-        <w:rPr>
-          <w:b/>
-          <w:bCs/>
-        </w:rPr>
-        <w:t>0</w:t>
-      </w:r>
-      <w:r>
-        <w:rPr>
-          <w:b/>
-          <w:bCs/>
-        </w:rPr>
-        <w:t xml:space="preserve"> 000</w:t>
-      </w:r>
-      <w:r>
-        <w:rPr>
-          <w:b/>
-          <w:bCs/>
-        </w:rPr>
-        <w:t xml:space="preserve"> </w:t>
-      </w:r>
-      <w:r>
-        <w:rPr>
-          <w:b/>
-          <w:bCs/>
-        </w:rPr>
-        <w:t>DA</w:t>
-      </w:r>
-      <w:r>
-        <w:t xml:space="preserve"> , </w:t>
-      </w:r>
-      <w:r>
-        <w:t xml:space="preserve">50 milles </w:t>
-      </w:r>
-      <w:r>
-        <w:t>dinar</w:t>
-      </w:r>
-      <w:r>
-        <w:t>s</w:t>
-      </w:r>
-      <w:r>
-        <w:t xml:space="preserve"> algérien</w:t>
-      </w:r>
-      <w:r>
-        <w:t>s</w:t>
-      </w:r>
-      <w:r>
-        <w:t xml:space="preserve"> ,</w:t>
-      </w:r>
-      <w:r>
-        <w:t xml:space="preserve"> </w:t>
-      </w:r>
-      <w:r>
-        <w:t>en</w:t>
-      </w:r>
-      <w:r>
-        <w:rPr>
-          <w:b/>
-        </w:rPr>
-        <w:t xml:space="preserve"> </w:t>
-      </w:r>
-      <w:r>
-        <w:t>qualité</w:t>
-      </w:r>
-      <w:r>
-        <w:t xml:space="preserve"> </w:t>
-      </w:r>
-      <w:r>
-        <w:t>de réservation du bien immobilier</w:t>
-      </w:r>
-      <w:r>
-        <w:t xml:space="preserve"> ,</w:t>
-      </w:r>
-      <w:r>
-        <w:t>appartement</w:t>
-      </w:r>
-      <w:r>
-        <w:t xml:space="preserve"> </w:t>
-      </w:r>
-      <w:r>
-        <w:rPr>
-          <w:b/>
-          <w:bCs/>
-        </w:rPr>
-        <w:t>F3</w:t>
-      </w:r>
-      <w:r>
-        <w:rPr>
-          <w:b/>
-          <w:bCs/>
-        </w:rPr>
-        <w:t xml:space="preserve"> </w:t>
-      </w:r>
-      <w:r>
-        <w:rPr>
-          <w:b/>
-          <w:bCs/>
-        </w:rPr>
-        <w:t xml:space="preserve">équipé 6eme étage </w:t>
-      </w:r>
-      <w:r>
-        <w:rPr>
-          <w:b/>
-          <w:bCs/>
-        </w:rPr>
-        <w:t xml:space="preserve">située </w:t>
-      </w:r>
-      <w:proofErr w:type="spellStart"/>
-      <w:r>
-        <w:rPr>
-          <w:b/>
-          <w:bCs/>
-        </w:rPr>
-        <w:t>a</w:t>
-      </w:r>
-      <w:proofErr w:type="spellEnd"/>
-      <w:r>
-        <w:rPr>
-          <w:b/>
-          <w:bCs/>
-        </w:rPr>
-        <w:t xml:space="preserve"> traversa </w:t>
-      </w:r>
-      <w:proofErr w:type="spellStart"/>
-      <w:r>
-        <w:rPr>
-          <w:b/>
-          <w:bCs/>
-        </w:rPr>
-        <w:t>oran</w:t>
-      </w:r>
-      <w:proofErr w:type="spellEnd"/>
-      <w:r>
-        <w:t>.</w:t>
-      </w:r>
-      <w:r>
-        <w:t xml:space="preserve"> </w:t>
-      </w:r>
-    </w:p>
-    <w:p/>
-    <w:p>
-      <w:r>
-        <w:t>Ce versement a été effectué en vue de réserver le</w:t>
-      </w:r>
-      <w:r>
-        <w:t xml:space="preserve"> </w:t>
-      </w:r>
-      <w:r>
-        <w:t xml:space="preserve">dit bien immobilier pour une période </w:t>
-      </w:r>
-      <w:r>
-        <w:t>d</w:t>
-      </w:r>
-      <w:r>
-        <w:t>éterminée</w:t>
-      </w:r>
-      <w:r>
-        <w:t xml:space="preserve"> en prévis</w:t>
-      </w:r>
-      <w:r>
-        <w:t>ion d'une transaction</w:t>
-      </w:r>
-      <w:r>
-        <w:t>, et est considéré comme u</w:t>
-      </w:r>
-      <w:r>
-        <w:t>n dépôt de bonne foi démontrant</w:t>
-      </w:r>
-      <w:r>
-        <w:t xml:space="preserve"> </w:t>
-      </w:r>
-      <w:r>
-        <w:t>l'intention sérieuse du client de procéder à ladite transaction.</w:t>
-      </w:r>
-    </w:p>
-    <w:p>
-      <w:pPr>
-        <w:numPr>
-          <w:ilvl w:val="0"/>
-          <w:numId w:val="2"/>
-        </w:numPr>
-      </w:pPr>
-      <w:r>
-        <w:t>Le montant de la réservation sera déduit du montant</w:t>
-      </w:r>
-      <w:r>
-        <w:t xml:space="preserve"> total de la transaction lors de la finalisation de l’accorde de vent du bien immobilier susmentionné.</w:t>
-      </w:r>
-    </w:p>
-    <w:p>
-      <w:pPr>
-        <w:numPr>
-          <w:ilvl w:val="0"/>
-          <w:numId w:val="2"/>
-        </w:numPr>
-      </w:pPr>
-      <w:r>
-        <w:t>En cas d'annulation de notre part, le montant de réservation sera remboursé intégralement. En revanche, en cas d'annulation du côté du client, le montant ne sera pas remboursé et sera retenu comme dommages et intérêts.</w:t>
-      </w:r>
-      <w:r>
-        <w:t xml:space="preserve"> </w:t>
-      </w:r>
-    </w:p>
-    <w:p>
-      <w:pPr>
-        <w:numPr>
-          <w:ilvl w:val="0"/>
-          <w:numId w:val="2"/>
-        </w:numPr>
-      </w:pPr>
-      <w:r>
-        <w:t>Cette attestation est émise à la demande du client pour servir de preuve du versement de la réservation et n'engage en rien la responsabilité légale de l'agence immobilière au-delà des termes stipulés dans le contrat de réservation.</w:t>
-      </w:r>
-    </w:p>
-    <w:p>
-      <w:pPr>
-        <w:jc w:val="both"/>
-        <w:rPr>
-          <w:b/>
-        </w:rPr>
-      </w:pPr>
-    </w:p>
-    <w:p>
-      <w:pPr>
-        <w:jc w:val="center"/>
-      </w:pPr>
-    </w:p>
-    <w:p>
-      <w:pPr>
-        <w:jc w:val="right"/>
-        <w:rPr>
-          <w:b/>
-        </w:rPr>
-      </w:pPr>
-      <w:r>
-        <w:rPr>
-          <w:b/>
-        </w:rPr>
-        <w:t xml:space="preserve">        </w:t>
-      </w:r>
-      <w:r>
-        <w:rPr>
-          <w:b/>
-        </w:rPr>
-        <w:t>Le Gérant</w:t>
-      </w:r>
-    </w:p>
-    <w:p/>
+    <w:tbl>
+      <w:tblPr>
+        <w:tblW w:w="9700" w:type="dxa"/>
+      </w:tblPr>
+      <w:tblGrid>
+        <w:gridCol w:w="4850"/>
+        <w:gridCol w:w="4850"/>
+      </w:tblGrid>
+      <w:tr>
+        <w:tc>
+          <w:tcPr>
+            <w:tcW w:w="4850" w:type="dxa"/>
+            <w:tcMar>
+              <w:top w:w="100" w:type="dxa"/>
+              <w:left w:w="120" w:type="dxa"/>
+              <w:bottom w:w="100" w:type="dxa"/>
+              <w:right w:w="120" w:type="dxa"/>
+            </w:tcMar>
+            <w:vAlign w:val="center"/>
+          </w:tcPr>
+          <w:p>
+            <w:pPr>
+              <w:spacing w:after="120"/>
+            </w:pPr>
+            <w:r>
+              <w:rPr>
+                <w:rFonts w:ascii="Arial" w:hAnsi="Arial"/>
+                <w:sz w:val="21"/>
+                <w:b/>
+              </w:rPr>
+              <w:t xml:space="preserve">Signature du client ou cocontractant
+</w:t>
+            </w:r>
+          </w:p>
+        </w:tc>
+        <w:tc>
+          <w:tcPr>
+            <w:tcW w:w="4850" w:type="dxa"/>
+            <w:tcMar>
+              <w:top w:w="100" w:type="dxa"/>
+              <w:left w:w="120" w:type="dxa"/>
+              <w:bottom w:w="100" w:type="dxa"/>
+              <w:right w:w="120" w:type="dxa"/>
+            </w:tcMar>
+            <w:vAlign w:val="center"/>
+          </w:tcPr>
+          <w:p>
+            <w:pPr>
+              <w:spacing w:after="120"/>
+            </w:pPr>
+            <w:r>
+              <w:rPr>
+                <w:rFonts w:ascii="Arial" w:hAnsi="Arial"/>
+                <w:sz w:val="21"/>
+                <w:b/>
+              </w:rPr>
+              <w:t xml:space="preserve">Cachet et signature de l’agence
+</w:t>
+            </w:r>
+          </w:p>
+        </w:tc>
+      </w:tr>
+    </w:tbl>
     <w:sectPr>
-      <w:headerReference w:type="even" r:id="rId8"/>
-      <w:headerReference w:type="default" r:id="rId9"/>
-      <w:footerReference w:type="even" r:id="rId10"/>
-      <w:footerReference w:type="default" r:id="rId11"/>
-      <w:headerReference w:type="first" r:id="rId12"/>
-      <w:footerReference w:type="first" r:id="rId13"/>
-      <w:pgSz w:w="11906" w:h="16838"/>
-      <w:pgMar w:top="1418" w:right="1418" w:bottom="1418" w:left="1418" w:header="709" w:footer="709" w:gutter="0"/>
-      <w:cols w:space="708"/>
-      <w:docGrid w:linePitch="360"/>
+      <w:pgSz w:w="12240" w:h="15840"/>
+      <w:pgMar w:top="1020" w:right="1134" w:bottom="1020" w:left="1134" w:header="720" w:footer="720" w:gutter="0"/>
     </w:sectPr>
   </w:body>
 </w:document>
